--- a/arb/docx/66.content.docx
+++ b/arb/docx/66.content.docx
@@ -178,13 +178,6 @@
         <w:rPr>
           <w:lang w:val="ar_AE" w:bidi="ar_AE"/>
         </w:rPr>
-      </w:r>
-      <w:r>
-        <w:rPr>
-          <w:i/>
-          <w:lang w:val="ar_AE" w:bidi="ar_AE"/>
-        </w:rPr>
-        <w:t>رؤيا 1: 1, رؤيا 1: 1–11, رؤيا 1: 2, رؤيا 1: 3, رؤيا 1: 4, رؤيا 1: 4–8, رؤيا 1: 5, رؤيا 1: 5–6, رؤيا 1: 8, رؤيا 1: 9, رؤيا 1: 9–11, رؤيا 1: 10, رؤيا 1: 11, رؤيا 1: 12, رؤيا 1: 12–20, رؤيا 1: 13, رؤيا 1: 14, رؤيا 1: 15, رؤيا 1: 16, رؤيا 1: 17, رؤيا 1: 18, رؤيا 1: 19, رؤيا 1: 20, رؤيا 2: 1, رؤيا 2: 1–7, رؤيا 2: 1–3: 22, رؤيا 2: 2–3, رؤيا 2: 4, رؤيا 2: 5, رؤيا 2: 6, رؤيا 2: 7, رؤيا 2: 8, رؤيا 2: 8–11, رؤيا 2: 9, رؤيا 2: 10, رؤيا 2: 11, رؤيا 2: 12, رؤيا 2: 12–17, رؤيا 2: 13, رؤيا 2: 14–15, رؤيا 2: 17, رؤيا 2: 18, الرؤيا 2: 18–29, رؤيا 2: 19, رؤيا 2: 20–21, رؤيا 2: 21, رؤيا 2: 22–23, رؤيا 2: 24, رؤيا 2: 26–28, رؤيا 3: 1, رؤيا 3: 1–6, رؤيا 3: 2–3, رؤيا 3: 4, رؤيا 3: 5, رؤيا 3: 7, رؤيا 3: 7–13, رؤيا 3: 8, رؤيا 3: 9, رؤيا 3: 10, رؤيا 3: 11, رؤيا 3: 12, رؤيا 3: 14, رؤيا 3: 14–22, رؤيا 3: 15–16, رؤيا 3: 17, رؤيا 3: 18, رؤيا 3: 19, رؤيا 3: 20, رؤيا 3: 21, رؤيا 4: 1, رؤيا 4: 1–11, رؤيا 4: 1–5: 14, رؤيا 4: 2, رؤيا 4: 3, رؤيا 4: 4, رؤيا 4: 5, رؤيا 4: 6, رؤيا 4: 7, رؤيا 4: 8, رؤيا 4: 9–11, رؤيا 4: 11, رؤيا 5: 1, رؤيا 5: 1–14, رؤيا 5: 2–3, رؤيا 5: 4, رؤيا 5: 5, رؤيا 5: 6, رؤيا 5: 8, رؤيا 5: 9–10, رؤيا 5: 10, رؤيا 5: 11–12, رؤيا 5: 12, رؤيا 5: 13, رؤيا 5: 14, رؤيا 6: 1–8, رؤيا 6: 1–8: 1, رؤيا 6: 1–16: 21, رؤيا 6: 2, رؤيا 6: 3–4, رؤيا 6: 5–6, رؤيا 6: 7–8, رؤيا 6: 9, رؤيا 6: 9–11, رؤيا 6: 10, رؤيا 6: 11, رؤيا 6: 12–14, رؤيا 6: 12–17, رؤيا 6: 15–17, رؤيا 7: 1–3, رؤيا 7: 1–8, رؤيا 7: 1–17, رؤيا 7: 4–8, رؤيا 7: 9, رؤيا 7: 9–17, رؤيا 7: 10, رؤيا 7: 11–12, رؤيا 7: 14, رؤيا 7: 15, رؤيا 7: 16–17, رؤيا 8: 1, رؤيا 8: 2, رؤيا 8: 2–6, رؤيا 8: 2–11: 19, رؤيا 8: 3–4, رؤيا 8: 5, رؤيا 8: 7, رؤيا 8: 7–12, رؤيا 8: 8–9, رؤيا 8: 10–11, رؤيا 8: 12, رؤيا 8: 13, رؤيا 9: 1–12, رؤيا 9: 1–21, رؤيا 9: 2, رؤيا 9: 3–4, رؤيا 9: 5, رؤيا 9: 7–10, رؤيا 9: 11, رؤيا 9: 13–14, رؤيا 9: 15, رؤيا 9: 16, رؤيا 9: 17–19, رؤيا 9: 20–21, رؤيا 10: 1, رؤيا 10: 1–11: 14, رؤيا 10: 2–3, رؤيا 10: 4, رؤيا 10: 5–6, رؤيا 10: 7, رؤيا 10: 8–10, رؤيا 10: 11, رؤيا 11: 1, رؤيا 11: 1–13, رؤيا 11: 2–3, رؤيا 11: 3, رؤيا 11: 4, رؤيا 11: 5, رؤيا 11: 6, رؤيا 11: 7–8, رؤيا 11: 8, رؤيا 11: 9, رؤيا 11: 10, رؤيا 11: 11, رؤيا 11: 12, رؤيا 11: 13, رؤيا 11: 15, رؤيا 11: 15–19, رؤيا 11: 16–18, رؤيا 11: 17, رؤيا 11: 18, رؤيا 11: 19, رؤيا 12: 1, رؤيا 12: 1–17, رؤيا 12: 1–14: 20, رؤيا 12: 2, رؤيا 12: 3–4, رؤيا 12: 5, رؤيا 12: 6, رؤيا 12: 7–9, رؤيا 12: 10–11, رؤيا 12: 13, رؤيا 12: 14, رؤيا 12: 15–16, رؤيا 12: 17, رؤيا 12: 18, رؤيا 12: 18–13: 18, رؤيا 13: 1, رؤيا 13: 1–10, رؤيا 13: 2, رؤيا 13: 3, رؤيا 13: 5, رؤيا 13: 5–8, رؤيا 13: 7, رؤيا 13: 8, رؤيا 13: 9–10, رؤيا 13: 10, رؤيا 13: 11, رؤيا 13: 11–18, رؤيا 13: 12, رؤيا 13: 12–15, رؤيا 13: 13–15, رؤيا 13: 14–15, رؤيا 13: 16–17, رؤيا 13: 18, رؤيا 14: 1, رؤيا 14: 1–5, رؤيا 14: 2–3, رؤيا 14: 4–5, رؤيا 14: 6–7, رؤيا 14: 6–13, رؤيا 14: 8, رؤيا 14: 9–11, رؤيا 14: 12, رؤيا 14: 13, رؤيا 14: 14, رؤيا 14: 14–20, رؤيا 14: 15–18, رؤيا 14: 18–20, رؤيا 15: 1, رؤيا 15: 1–16: 21, رؤيا 15: 2, رؤيا 15: 3, رؤيا 15: 3–4, رؤيا 15: 4, رؤيا 15: 5–6, رؤيا 15: 7, رؤيا 15: 8, رؤيا 16: 1, رؤيا 16: 1–21, رؤيا 16: 2, رؤيا 16: 3–4, رؤيا 16: 5–6, رؤيا 16: 6, رؤيا 16: 7, رؤيا 16: 8–9, رؤيا 16: 10–11, رؤيا 16: 12, رؤيا 16: 13–14, رؤيا 16: 15, رؤيا 16: 16, رؤيا 16: 17, رؤيا 16: 18–20, رؤيا 16: 21, رؤيا 17: 1, رؤيا 17: 1–19: 10, رؤيا 17: 2, رؤيا 17: 3–4, رؤيا 17: 5, رؤيا 17: 6, رؤيا 17: 7, رؤيا 17: 8, رؤيا 17: 8–11, رؤيا 17: 9, رؤيا 17: 10–11, رؤيا 17: 12–13, رؤيا 17: 14, رؤيا 17: 15–16, رؤيا 17: 17, رؤيا 18: 1, رؤيا 18: 1–3, رؤيا 18: 1–24, رؤيا 18: 2, رؤيا 18: 3, رؤيا 18: 4, رؤيا 18: 4–8, رؤيا 18: 5, رؤيا 18: 6, رؤيا 18: 7, رؤيا 18: 8, رؤيا 18: 9–10, رؤيا 18: 9–19, رؤيا 18: 10, رؤيا 18: 11–17, رؤيا 18: 12–13, رؤيا 18: 13, رؤيا 18: 14–17, رؤيا 18: 17–19, رؤيا 18: 20, رؤيا 18: 21, رؤيا 18: 21–24, رؤيا 18: 23, رؤيا 19: 1–2, رؤيا 19: 1–10, رؤيا 19: 2, رؤيا 19: 3, رؤيا 19: 4, رؤيا 19: 6–8, رؤيا 19: 7, رؤيا 19: 8, رؤيا 19: 9, رؤيا 19: 10, رؤيا 19: 11, رؤيا 19: 11–16, رؤيا 19: 11–20: 15, رؤيا 19: 12, رؤيا 19: 13, رؤيا 19: 14, رؤيا 19: 15, رؤيا 19: 16, رؤيا 19: 17–19, رؤيا 19: 20, رؤيا 19: 21, رؤيا 20: 1–2, رؤيا 20: 1–10, رؤيا 20: 3, رؤيا 20: 4, رؤيا 20: 5–6, رؤيا 20: 6, رؤيا 20: 7–8, رؤيا 20: 7–10, رؤيا 20: 8, رؤيا 20: 9, رؤيا 20: 10, رؤيا 20: 11–15, رؤيا 20: 12, رؤيا 20: 13, رؤيا 20: 14, رؤيا 21: 1, رؤيا 21: 1–22: 9, رؤيا 21: 2, رؤيا 21: 3, رؤيا 21: 4, رؤيا 21: 6, رؤيا 21: 7, رؤيا 21: 8, رؤيا 21: 9–22: 9, رؤيا 21: 10, رؤيا 21: 11, رؤيا 21: 12–14, رؤيا 21: 15–17, رؤيا 21: 16, رؤيا 21: 17, رؤيا 21: 18, رؤيا 21: 19, رؤيا 21: 21, رؤيا 21: 22, رؤيا 21: 23, رؤيا 21: 24–25, رؤيا 21: 27, رؤيا 22: 1, رؤيا 22: 1–2, رؤيا 22: 2, رؤيا 22: 3, رؤيا 22: 4, رؤيا 22: 5, رؤيا 22: 6, رؤيا 22: 6–21, رؤيا 22: 7, رؤيا 22: 8–9, رؤيا 22: 10, رؤيا 22: 11, رؤيا 22: 12, رؤيا 22: 14, رؤيا 22: 15, رؤيا 22: 16, رؤيا 22: 17, رؤيا 22: 18–19, رؤيا 22: 20, رؤيا 22: 21</w:t>
       </w:r>
       <w:r>
         <w:rPr>

--- a/arb/docx/66.content.docx
+++ b/arb/docx/66.content.docx
@@ -163,21 +163,6 @@
           <w:lang w:val="ar_AE" w:bidi="ar_AE"/>
         </w:rPr>
         <w:t>REV</w:t>
-      </w:r>
-      <w:r>
-        <w:rPr>
-          <w:lang w:val="ar_AE" w:bidi="ar_AE"/>
-        </w:rPr>
-      </w:r>
-    </w:p>
-    <w:p>
-      <w:pPr>
-        <w:bidi/>
-      </w:pPr>
-      <w:r>
-        <w:rPr>
-          <w:lang w:val="ar_AE" w:bidi="ar_AE"/>
-        </w:rPr>
       </w:r>
       <w:r>
         <w:rPr>

--- a/arb/docx/66.content.docx
+++ b/arb/docx/66.content.docx
@@ -22,7 +22,7 @@
         <w:rPr>
           <w:lang w:val="ar_AE" w:bidi="ar_AE"/>
         </w:rPr>
-        <w:t>Resource: ملاحظات الدراسة (تينديل)</w:t>
+        <w:t>Resource: Tyndale Open Study Notes</w:t>
       </w:r>
       <w:r>
         <w:rPr>
@@ -122,7 +122,7 @@
         <w:rPr>
           <w:lang w:val="ar_AE" w:bidi="ar_AE"/>
         </w:rPr>
-        <w:t>ملاحظات الدراسة (تينديل)</w:t>
+        <w:t>Tyndale Open Study Notes</w:t>
       </w:r>
     </w:p>
     <w:p>

--- a/arb/docx/66.content.docx
+++ b/arb/docx/66.content.docx
@@ -22,7 +22,7 @@
         <w:rPr>
           <w:lang w:val="ar_AE" w:bidi="ar_AE"/>
         </w:rPr>
-        <w:t>Resource: Tyndale Open Study Notes</w:t>
+        <w:t>Resource: Aquifer Open Study Notes</w:t>
       </w:r>
       <w:r>
         <w:rPr>
@@ -122,7 +122,7 @@
         <w:rPr>
           <w:lang w:val="ar_AE" w:bidi="ar_AE"/>
         </w:rPr>
-        <w:t>Tyndale Open Study Notes</w:t>
+        <w:t>Aquifer Open Study Notes</w:t>
       </w:r>
     </w:p>
     <w:p>
